--- a/PROJECT REPORT.docx
+++ b/PROJECT REPORT.docx
@@ -56,14 +56,61 @@
     <w:p/>
     <w:p/>
     <w:p/>
+    <w:p>
+      <w:pPr>
+        <w:pStyle w:val="Heading3"/>
+        <w:rPr>
+          <w:sz w:val="48"/>
+          <w:szCs w:val="48"/>
+        </w:rPr>
+      </w:pPr>
+      <w:r>
+        <w:rPr>
+          <w:sz w:val="48"/>
+          <w:szCs w:val="48"/>
+        </w:rPr>
+        <w:t xml:space="preserve">             </w:t>
+      </w:r>
+      <w:r>
+        <w:rPr>
+          <w:sz w:val="48"/>
+          <w:szCs w:val="48"/>
+        </w:rPr>
+        <w:t>Fundamentals of AI and ML</w:t>
+      </w:r>
+    </w:p>
     <w:p/>
     <w:p>
       <w:pPr>
-        <w:pStyle w:val="Heading3"/>
-        <w:ind w:left="1440" w:firstLine="720"/>
-      </w:pPr>
-      <w:r>
-        <w:t>Fundamentals of AI and ML</w:t>
+        <w:rPr>
+          <w:sz w:val="40"/>
+          <w:szCs w:val="40"/>
+        </w:rPr>
+      </w:pPr>
+      <w:r>
+        <w:tab/>
+      </w:r>
+      <w:r>
+        <w:rPr>
+          <w:sz w:val="40"/>
+          <w:szCs w:val="40"/>
+        </w:rPr>
+        <w:tab/>
+      </w:r>
+      <w:r>
+        <w:rPr>
+          <w:sz w:val="40"/>
+          <w:szCs w:val="40"/>
+        </w:rPr>
+        <w:tab/>
+        <w:t xml:space="preserve">        </w:t>
+      </w:r>
+      <w:r>
+        <w:rPr>
+          <w:sz w:val="40"/>
+          <w:szCs w:val="40"/>
+        </w:rPr>
+        <w:t>CSA 2001</w:t>
       </w:r>
     </w:p>
     <w:p/>
@@ -74,8 +121,6 @@
     <w:p/>
     <w:p/>
     <w:p/>
-    <w:p/>
-    <w:p/>
     <w:p>
       <w:r>
         <w:t xml:space="preserve">Submitted </w:t>
@@ -88,6 +133,44 @@
       <w:r>
         <w:t xml:space="preserve"> Saket Singh</w:t>
       </w:r>
+      <w:r>
+        <w:tab/>
+      </w:r>
+      <w:r>
+        <w:tab/>
+      </w:r>
+      <w:r>
+        <w:tab/>
+      </w:r>
+      <w:r>
+        <w:tab/>
+        <w:t xml:space="preserve">     </w:t>
+      </w:r>
+      <w:proofErr w:type="gramStart"/>
+      <w:r>
+        <w:t>Course :</w:t>
+      </w:r>
+      <w:proofErr w:type="gramEnd"/>
+      <w:r>
+        <w:t xml:space="preserve">  </w:t>
+      </w:r>
+      <w:proofErr w:type="spellStart"/>
+      <w:r>
+        <w:t>Btech</w:t>
+      </w:r>
+      <w:proofErr w:type="spellEnd"/>
+      <w:r>
+        <w:t xml:space="preserve"> CSE Core (1</w:t>
+      </w:r>
+      <w:r>
+        <w:rPr>
+          <w:vertAlign w:val="superscript"/>
+        </w:rPr>
+        <w:t>st</w:t>
+      </w:r>
+      <w:r>
+        <w:t xml:space="preserve"> year)</w:t>
+      </w:r>
     </w:p>
     <w:p>
       <w:r>
@@ -100,6 +183,31 @@
       <w:proofErr w:type="gramEnd"/>
       <w:r>
         <w:t xml:space="preserve"> 25BCE11055</w:t>
+      </w:r>
+      <w:r>
+        <w:tab/>
+      </w:r>
+      <w:r>
+        <w:tab/>
+      </w:r>
+      <w:r>
+        <w:tab/>
+      </w:r>
+      <w:r>
+        <w:tab/>
+      </w:r>
+      <w:r>
+        <w:tab/>
+        <w:t>Date: 31</w:t>
+      </w:r>
+      <w:r>
+        <w:rPr>
+          <w:vertAlign w:val="superscript"/>
+        </w:rPr>
+        <w:t>st</w:t>
+      </w:r>
+      <w:r>
+        <w:t xml:space="preserve"> March 2026</w:t>
       </w:r>
     </w:p>
     <w:p/>
@@ -343,18 +451,20 @@
       </w:r>
     </w:p>
     <w:p/>
-    <w:p>
-      <w:pPr>
-        <w:rPr>
-          <w:b/>
-          <w:bCs/>
-        </w:rPr>
-      </w:pPr>
-      <w:r>
-        <w:rPr>
-          <w:b/>
-          <w:bCs/>
-        </w:rPr>
+    <w:p/>
+    <w:p>
+      <w:pPr>
+        <w:rPr>
+          <w:b/>
+          <w:bCs/>
+        </w:rPr>
+      </w:pPr>
+      <w:r>
+        <w:rPr>
+          <w:b/>
+          <w:bCs/>
+        </w:rPr>
+        <w:lastRenderedPageBreak/>
         <w:t>4. Technologies Used</w:t>
       </w:r>
       <w:r>
@@ -377,7 +487,6 @@
           <w:b/>
           <w:bCs/>
         </w:rPr>
-        <w:lastRenderedPageBreak/>
         <w:t>Python</w:t>
       </w:r>
       <w:r>
@@ -410,14 +519,7 @@
           <w:b/>
           <w:bCs/>
         </w:rPr>
-        <w:t>datetime</w:t>
-      </w:r>
-      <w:r>
-        <w:rPr>
-          <w:b/>
-          <w:bCs/>
-        </w:rPr>
-        <w:t xml:space="preserve"> library</w:t>
+        <w:t>datetime library</w:t>
       </w:r>
       <w:r>
         <w:t xml:space="preserve"> for time calculations. </w:t>
@@ -804,6 +906,7 @@
         </w:numPr>
       </w:pPr>
       <w:r>
+        <w:lastRenderedPageBreak/>
         <w:t>Low priority</w:t>
       </w:r>
     </w:p>
@@ -942,6 +1045,9 @@
         <w:ind w:left="360"/>
       </w:pPr>
       <w:r>
+        <w:rPr>
+          <w:noProof/>
+        </w:rPr>
         <w:drawing>
           <wp:inline distT="0" distB="0" distL="0" distR="0" wp14:anchorId="2274FF96" wp14:editId="7AC6E277">
             <wp:extent cx="5731510" cy="3076575"/>
@@ -992,12 +1098,18 @@
     <w:p>
       <w:pPr>
         <w:ind w:left="360"/>
-        <w:rPr>
-          <w:b/>
-          <w:bCs/>
-        </w:rPr>
-      </w:pPr>
-      <w:r>
+      </w:pPr>
+    </w:p>
+    <w:p>
+      <w:pPr>
+        <w:ind w:left="360"/>
+        <w:rPr>
+          <w:b/>
+          <w:bCs/>
+        </w:rPr>
+      </w:pPr>
+      <w:r>
+        <w:lastRenderedPageBreak/>
         <w:t xml:space="preserve">7. </w:t>
       </w:r>
       <w:r>
@@ -1042,7 +1154,6 @@
         <w:ind w:left="360"/>
       </w:pPr>
       <w:r>
-        <w:lastRenderedPageBreak/>
         <w:t>2.</w:t>
       </w:r>
       <w:r>
@@ -1257,6 +1368,7 @@
     </w:p>
     <w:p>
       <w:r>
+        <w:lastRenderedPageBreak/>
         <w:t xml:space="preserve">Include break scheduling </w:t>
       </w:r>
     </w:p>
@@ -1284,7 +1396,6 @@
     </w:p>
     <w:p>
       <w:r>
-        <w:lastRenderedPageBreak/>
         <w:t>Sync with calendar apps</w:t>
       </w:r>
     </w:p>
@@ -3242,6 +3353,7 @@
   <w:style w:type="character" w:default="1" w:styleId="DefaultParagraphFont">
     <w:name w:val="Default Paragraph Font"/>
     <w:uiPriority w:val="1"/>
+    <w:semiHidden/>
     <w:unhideWhenUsed/>
   </w:style>
   <w:style w:type="table" w:default="1" w:styleId="TableNormal">
